--- a/reviews/2026-08-12_ws12-ws13_execution-timing.docx
+++ b/reviews/2026-08-12_ws12-ws13_execution-timing.docx
@@ -580,7 +580,7 @@
                 <w:sz w:val="18"/>
                 <w:szCs w:val="18"/>
               </w:rPr>
-              <w:t xml:space="preserve">REVIEWED — no configuration adopted. Deployed convention confirmed free of look-ahead. Friday-open fill recommended on operational grounds, pending sign-off; Monday open flagged against.</w:t>
+              <w:t xml:space="preserve">REVIEWED — deployed convention confirmed free of look-ahead. FRIDAY-OPEN FILL ADOPTED 2026-08-12 on operational grounds; Monday open flagged against; weekday grid unchanged. The engines still model a close fill, deliberately — see section 4.</w:t>
             </w:r>
           </w:p>
         </w:tc>
@@ -703,7 +703,7 @@
         <w:spacing w:after="80"/>
       </w:pPr>
       <w:r>
-        <w:t xml:space="preserve">13 configurations evaluated, 0 adopted, 1 flagged against.</w:t>
+        <w:t xml:space="preserve">13 configurations evaluated. One adopted — the Friday-open fill, a change to the moment of execution rather than to the strategy. One flagged against.</w:t>
       </w:r>
     </w:p>
     <w:p>
@@ -5712,6 +5712,59 @@
         </w:tblBorders>
       </w:tblPr>
       <w:tblGrid>
+        <w:gridCol w:w="9026"/>
+      </w:tblGrid>
+      <w:tr>
+        <w:tc>
+          <w:tcPr>
+            <w:tcW w:type="dxa" w:w="9026"/>
+            <w:tcBorders>
+              <w:top w:val="single" w:color="BFBFBF" w:sz="1"/>
+              <w:left w:val="single" w:color="BFBFBF" w:sz="1"/>
+              <w:bottom w:val="single" w:color="BFBFBF" w:sz="1"/>
+              <w:right w:val="single" w:color="BFBFBF" w:sz="1"/>
+            </w:tcBorders>
+            <w:shd w:fill="E8EEF4" w:val="clear"/>
+            <w:tcMar>
+              <w:top w:type="dxa" w:w="100"/>
+              <w:left w:type="dxa" w:w="140"/>
+              <w:bottom w:type="dxa" w:w="100"/>
+              <w:right w:type="dxa" w:w="140"/>
+            </w:tcMar>
+          </w:tcPr>
+          <w:p>
+            <w:r>
+              <w:rPr>
+                <w:sz w:val="20"/>
+                <w:szCs w:val="20"/>
+              </w:rPr>
+              <w:t xml:space="preserve">REVISED 2026-08-12, after the owner adopted the Friday-open fill. The version filed earlier the same day recorded it as recommended and not adopted. Two consequences were decided with it. The engines are NOT being rebuilt to model an open fill: the gap was measured at +0.0299 Sharpe, or -0.0065 at doubled cost, and restating every published number to move one that does not move is not a trade worth making — so the record continues to be computed close-to-close while execution is at the open, and that is disclosed on the dashboard rather than footnoted. The refresh moves off Saturday to a Friday morning so the instruction precedes the fill; it is operator-run, not scheduled, because the per-constituent caches are gitignored and it cannot run in CI.</w:t>
+            </w:r>
+          </w:p>
+        </w:tc>
+      </w:tr>
+    </w:tbl>
+    <w:p>
+      <w:pPr>
+        <w:spacing w:after="120" w:before="0"/>
+      </w:pPr>
+      <w:r>
+        <w:t xml:space="preserve"/>
+      </w:r>
+    </w:p>
+    <w:tbl>
+      <w:tblPr>
+        <w:tblW w:type="dxa" w:w="9026"/>
+        <w:tblBorders>
+          <w:top w:val="single" w:color="auto" w:sz="4"/>
+          <w:left w:val="single" w:color="auto" w:sz="4"/>
+          <w:bottom w:val="single" w:color="auto" w:sz="4"/>
+          <w:right w:val="single" w:color="auto" w:sz="4"/>
+          <w:insideH w:val="single" w:color="auto" w:sz="4"/>
+          <w:insideV w:val="single" w:color="auto" w:sz="4"/>
+        </w:tblBorders>
+      </w:tblPr>
+      <w:tblGrid>
         <w:gridCol w:w="3026"/>
         <w:gridCol w:w="2000"/>
         <w:gridCol w:w="4000"/>
@@ -6066,7 +6119,7 @@
                 <w:sz w:val="18"/>
                 <w:szCs w:val="18"/>
               </w:rPr>
-              <w:t xml:space="preserve">RECOMMENDED, not adopted</w:t>
+              <w:t xml:space="preserve">ADOPTED 2026-08-12</w:t>
             </w:r>
           </w:p>
         </w:tc>
@@ -6599,7 +6652,7 @@
         <w:spacing w:after="120" w:before="0"/>
       </w:pPr>
       <w:r>
-        <w:t xml:space="preserve">Stated explicitly so a later deflated-Sharpe or Harvey-Liu-Zhu haircut can charge for the search. Thirteen execution configurations were evaluated across the two workstreams. None was adopted, so no selection has yet been made that would require a haircut; the count is recorded against the possibility that one is made later.</w:t>
+        <w:t xml:space="preserve">Stated explicitly so a later deflated-Sharpe or Harvey-Liu-Zhu haircut can charge for the search. Thirteen execution configurations were evaluated across the two workstreams and ONE was adopted — the Friday-open fill. A selection was therefore made from a set, which in principle attracts a multiple-testing haircut. In practice the question is close to moot here: the choice was made on the clock rather than on the number, its measured advantage sits inside noise in both directions, and no performance claim rests on it. The published record is unchanged by the adoption, so there is no headline figure for a haircut to deflate. The twelve unadopted configurations are recorded against the possibility that a future decision does rest on one of them.</w:t>
       </w:r>
     </w:p>
     <w:p>
@@ -6612,7 +6665,7 @@
           <wp:inline distT="0" distB="0" distL="0" distR="0">
             <wp:extent cx="5715000" cy="2038350"/>
             <wp:effectExtent t="0" r="0" b="0" l="0"/>
-            <wp:docPr id="1" name="ws13_fig3_scope.png" descr="Configurations evaluated by category. The funnel is 13 tested, 0 adopted, 1 flagged against." title="Configurations evaluated by category. The funnel is 13 tested, 0 adopted, 1 flagged against."/>
+            <wp:docPr id="1" name="ws13_fig3_scope.png" descr="Configurations evaluated by category. The funnel is 13 tested, 1 adopted (the Friday-open fill) and 1 flagged against (the Monday open)." title="Configurations evaluated by category. The funnel is 13 tested, 1 adopted (the Friday-open fill) and 1 flagged against (the Monday open)."/>
             <wp:cNvGraphicFramePr>
               <a:graphicFrameLocks xmlns:a="http://schemas.openxmlformats.org/drawingml/2006/main" noChangeAspect="1"/>
             </wp:cNvGraphicFramePr>
@@ -6661,7 +6714,7 @@
           <w:sz w:val="18"/>
           <w:szCs w:val="18"/>
         </w:rPr>
-        <w:t xml:space="preserve">Configurations evaluated by category. The funnel is 13 tested, 0 adopted, 1 flagged against.</w:t>
+        <w:t xml:space="preserve">Configurations evaluated by category. The funnel is 13 tested, 1 adopted (the Friday-open fill) and 1 flagged against (the Monday open).</w:t>
       </w:r>
     </w:p>
     <w:p>

--- a/reviews/2026-08-12_ws12-ws13_execution-timing.docx
+++ b/reviews/2026-08-12_ws12-ws13_execution-timing.docx
@@ -255,7 +255,7 @@
                 <w:sz w:val="18"/>
                 <w:szCs w:val="18"/>
               </w:rPr>
-              <w:t xml:space="preserve">WS12 to 2026-08-10; WS13 to 2026-08-11. Full available history per sleeve (B from 2007-10-18; A, C and D from late 2018). No train/test split — this is an execution-convention study on fixed, already-selected strategies, not a parameter fit.</w:t>
+              <w:t xml:space="preserve">WS12 to 2026-08-10; WS13 to 2026-08-12. Full available history per sleeve (B from 2007-10-18; A, C and D from late 2018). No train/test split — this is an execution-convention study on fixed, already-selected strategies, not a parameter fit.</w:t>
             </w:r>
           </w:p>
         </w:tc>
@@ -580,7 +580,7 @@
                 <w:sz w:val="18"/>
                 <w:szCs w:val="18"/>
               </w:rPr>
-              <w:t xml:space="preserve">REVIEWED — deployed convention confirmed free of look-ahead. FRIDAY-OPEN FILL ADOPTED 2026-08-12 on operational grounds; Monday open flagged against; weekday grid unchanged. The engines still model a close fill, deliberately — see section 4.</w:t>
+              <w:t xml:space="preserve">REVIEWED — deployed convention confirmed free of look-ahead. Execution settled on the FRIDAY CLOSING AUCTION via market-on-close orders (2026-08-12). A Friday-OPEN fill was adopted and reversed the same day; both open fills are rejected. Weekday grid unchanged. The engines model a close fill and the book is executed at the close, so the record and the fills are one number.</w:t>
             </w:r>
           </w:p>
         </w:tc>
@@ -677,7 +677,7 @@
         <w:spacing w:after="80"/>
       </w:pPr>
       <w:r>
-        <w:t xml:space="preserve">The Wednesday grid tests best (1.2958 against 1.1623) and is REJECTED — best of five, uncorrected for multiplicity, sleeves disagree, no mechanism. Friday alone has a structural story.</w:t>
+        <w:t xml:space="preserve">The Wednesday grid tests best (1.2966 against 1.1632) and is REJECTED — best of five, uncorrected for multiplicity, sleeves disagree, no mechanism. Friday alone has a structural story.</w:t>
       </w:r>
     </w:p>
     <w:p>
@@ -1775,7 +1775,7 @@
                 <w:sz w:val="18"/>
                 <w:szCs w:val="18"/>
               </w:rPr>
-              <w:t xml:space="preserve">1.1875</w:t>
+              <w:t xml:space="preserve">1.1881</w:t>
             </w:r>
           </w:p>
         </w:tc>
@@ -1806,7 +1806,7 @@
                 <w:sz w:val="18"/>
                 <w:szCs w:val="18"/>
               </w:rPr>
-              <w:t xml:space="preserve">1.1367</w:t>
+              <w:t xml:space="preserve">1.1373</w:t>
             </w:r>
           </w:p>
         </w:tc>
@@ -1868,7 +1868,7 @@
                 <w:sz w:val="18"/>
                 <w:szCs w:val="18"/>
               </w:rPr>
-              <w:t xml:space="preserve">1.0987</w:t>
+              <w:t xml:space="preserve">1.0993</w:t>
             </w:r>
           </w:p>
         </w:tc>
@@ -1963,7 +1963,7 @@
                 <w:sz w:val="18"/>
                 <w:szCs w:val="18"/>
               </w:rPr>
-              <w:t xml:space="preserve">1.2472</w:t>
+              <w:t xml:space="preserve">1.2481</w:t>
             </w:r>
           </w:p>
         </w:tc>
@@ -1994,7 +1994,7 @@
                 <w:sz w:val="18"/>
                 <w:szCs w:val="18"/>
               </w:rPr>
-              <w:t xml:space="preserve">1.2455</w:t>
+              <w:t xml:space="preserve">1.2466</w:t>
             </w:r>
           </w:p>
         </w:tc>
@@ -2025,7 +2025,7 @@
                 <w:sz w:val="18"/>
                 <w:szCs w:val="18"/>
               </w:rPr>
-              <w:t xml:space="preserve">-0.0017</w:t>
+              <w:t xml:space="preserve">-0.0016</w:t>
             </w:r>
           </w:p>
         </w:tc>
@@ -2056,7 +2056,7 @@
                 <w:sz w:val="18"/>
                 <w:szCs w:val="18"/>
               </w:rPr>
-              <w:t xml:space="preserve">1.2078</w:t>
+              <w:t xml:space="preserve">1.2089</w:t>
             </w:r>
           </w:p>
         </w:tc>
@@ -2151,7 +2151,7 @@
                 <w:sz w:val="18"/>
                 <w:szCs w:val="18"/>
               </w:rPr>
-              <w:t xml:space="preserve">1.2958</w:t>
+              <w:t xml:space="preserve">1.2966</w:t>
             </w:r>
           </w:p>
         </w:tc>
@@ -2182,7 +2182,7 @@
                 <w:sz w:val="18"/>
                 <w:szCs w:val="18"/>
               </w:rPr>
-              <w:t xml:space="preserve">1.2743</w:t>
+              <w:t xml:space="preserve">1.2752</w:t>
             </w:r>
           </w:p>
         </w:tc>
@@ -2244,7 +2244,7 @@
                 <w:sz w:val="18"/>
                 <w:szCs w:val="18"/>
               </w:rPr>
-              <w:t xml:space="preserve">1.2398</w:t>
+              <w:t xml:space="preserve">1.2407</w:t>
             </w:r>
           </w:p>
         </w:tc>
@@ -2339,7 +2339,7 @@
                 <w:sz w:val="18"/>
                 <w:szCs w:val="18"/>
               </w:rPr>
-              <w:t xml:space="preserve">1.1751</w:t>
+              <w:t xml:space="preserve">1.1759</w:t>
             </w:r>
           </w:p>
         </w:tc>
@@ -2370,7 +2370,7 @@
                 <w:sz w:val="18"/>
                 <w:szCs w:val="18"/>
               </w:rPr>
-              <w:t xml:space="preserve">1.1886</w:t>
+              <w:t xml:space="preserve">1.1894</w:t>
             </w:r>
           </w:p>
         </w:tc>
@@ -2432,7 +2432,7 @@
                 <w:sz w:val="18"/>
                 <w:szCs w:val="18"/>
               </w:rPr>
-              <w:t xml:space="preserve">1.1525</w:t>
+              <w:t xml:space="preserve">1.1534</w:t>
             </w:r>
           </w:p>
         </w:tc>
@@ -2527,7 +2527,7 @@
                 <w:sz w:val="18"/>
                 <w:szCs w:val="18"/>
               </w:rPr>
-              <w:t xml:space="preserve">1.1623</w:t>
+              <w:t xml:space="preserve">1.1632</w:t>
             </w:r>
           </w:p>
         </w:tc>
@@ -2558,7 +2558,7 @@
                 <w:sz w:val="18"/>
                 <w:szCs w:val="18"/>
               </w:rPr>
-              <w:t xml:space="preserve">1.1921</w:t>
+              <w:t xml:space="preserve">1.1930</w:t>
             </w:r>
           </w:p>
         </w:tc>
@@ -2620,7 +2620,7 @@
                 <w:sz w:val="18"/>
                 <w:szCs w:val="18"/>
               </w:rPr>
-              <w:t xml:space="preserve">1.1558</w:t>
+              <w:t xml:space="preserve">1.1567</w:t>
             </w:r>
           </w:p>
         </w:tc>
@@ -3196,7 +3196,7 @@
                 <w:sz w:val="18"/>
                 <w:szCs w:val="18"/>
               </w:rPr>
-              <w:t xml:space="preserve">-0.0017</w:t>
+              <w:t xml:space="preserve">-0.0016</w:t>
             </w:r>
           </w:p>
         </w:tc>
@@ -5738,6 +5738,59 @@
                 <w:sz w:val="20"/>
                 <w:szCs w:val="20"/>
               </w:rPr>
+              <w:t xml:space="preserve">REVISED TWICE on 2026-08-12, and the second revision reverses the first. Morning: filed with the Friday-open fill RECOMMENDED, not adopted. Afternoon: the owner adopted it. Evening: reversed to the Friday CLOSING auction. The reversal came from two findings, neither of which was in the original work. First, widening the cost stress from 2x to 4x put the break-even at 1.82x - the open fill stops being an improvement once executing there costs about 80 per cent more than the close, which a thinner opening auction can plausibly exceed, so “costs nothing measurable” was too strong. Second, and larger: the entire justification rested on a Singapore operator being unable to trade a 04:00 SGT close. A market-on-close order is submitted during the session and executes in the closing auction unattended, so the operational objection had a standard order type as its answer and the premise was wrong. The close also keeps the executed price identical to the modelled one, which the open would have permanently forfeited since the engines were deliberately not rebuilt. The refresh cadence decided alongside the first revision STANDS: Friday morning, operator-run, so the instruction precedes both auctions.</w:t>
+            </w:r>
+          </w:p>
+        </w:tc>
+      </w:tr>
+    </w:tbl>
+    <w:p>
+      <w:pPr>
+        <w:spacing w:after="120" w:before="0"/>
+      </w:pPr>
+      <w:r>
+        <w:t xml:space="preserve"/>
+      </w:r>
+    </w:p>
+    <w:tbl>
+      <w:tblPr>
+        <w:tblW w:type="dxa" w:w="9026"/>
+        <w:tblBorders>
+          <w:top w:val="single" w:color="auto" w:sz="4"/>
+          <w:left w:val="single" w:color="auto" w:sz="4"/>
+          <w:bottom w:val="single" w:color="auto" w:sz="4"/>
+          <w:right w:val="single" w:color="auto" w:sz="4"/>
+          <w:insideH w:val="single" w:color="auto" w:sz="4"/>
+          <w:insideV w:val="single" w:color="auto" w:sz="4"/>
+        </w:tblBorders>
+      </w:tblPr>
+      <w:tblGrid>
+        <w:gridCol w:w="9026"/>
+      </w:tblGrid>
+      <w:tr>
+        <w:tc>
+          <w:tcPr>
+            <w:tcW w:type="dxa" w:w="9026"/>
+            <w:tcBorders>
+              <w:top w:val="single" w:color="BFBFBF" w:sz="1"/>
+              <w:left w:val="single" w:color="BFBFBF" w:sz="1"/>
+              <w:bottom w:val="single" w:color="BFBFBF" w:sz="1"/>
+              <w:right w:val="single" w:color="BFBFBF" w:sz="1"/>
+            </w:tcBorders>
+            <w:shd w:fill="E8EEF4" w:val="clear"/>
+            <w:tcMar>
+              <w:top w:type="dxa" w:w="100"/>
+              <w:left w:type="dxa" w:w="140"/>
+              <w:bottom w:type="dxa" w:w="100"/>
+              <w:right w:type="dxa" w:w="140"/>
+            </w:tcMar>
+          </w:tcPr>
+          <w:p>
+            <w:r>
+              <w:rPr>
+                <w:sz w:val="20"/>
+                <w:szCs w:val="20"/>
+              </w:rPr>
               <w:t xml:space="preserve">REVISED 2026-08-12, after the owner adopted the Friday-open fill. The version filed earlier the same day recorded it as recommended and not adopted. Two consequences were decided with it. The engines are NOT being rebuilt to model an open fill: the gap was measured at +0.0299 Sharpe, or -0.0065 at doubled cost, and restating every published number to move one that does not move is not a trade worth making — so the record continues to be computed close-to-close while execution is at the open, and that is disclosed on the dashboard rather than footnoted. The refresh moves off Saturday to a Friday morning so the instruction precedes the fill; it is operator-run, not scheduled, because the per-constituent caches are gitignored and it cannot run in CI.</w:t>
             </w:r>
           </w:p>
@@ -6088,6 +6141,101 @@
                 <w:sz w:val="18"/>
                 <w:szCs w:val="18"/>
               </w:rPr>
+              <w:t xml:space="preserve">Fill at the Friday close, market-on-close</w:t>
+            </w:r>
+          </w:p>
+        </w:tc>
+        <w:tc>
+          <w:tcPr>
+            <w:tcW w:type="dxa" w:w="2000"/>
+            <w:tcBorders>
+              <w:top w:val="single" w:color="BFBFBF" w:sz="1"/>
+              <w:left w:val="single" w:color="BFBFBF" w:sz="1"/>
+              <w:bottom w:val="single" w:color="BFBFBF" w:sz="1"/>
+              <w:right w:val="single" w:color="BFBFBF" w:sz="1"/>
+            </w:tcBorders>
+            <w:tcMar>
+              <w:top w:type="dxa" w:w="60"/>
+              <w:left w:type="dxa" w:w="100"/>
+              <w:bottom w:type="dxa" w:w="60"/>
+              <w:right w:type="dxa" w:w="100"/>
+            </w:tcMar>
+          </w:tcPr>
+          <w:p>
+            <w:pPr>
+              <w:jc w:val="left"/>
+            </w:pPr>
+            <w:r>
+              <w:rPr>
+                <w:b w:val="false"/>
+                <w:bCs w:val="false"/>
+                <w:sz w:val="18"/>
+                <w:szCs w:val="18"/>
+              </w:rPr>
+              <w:t xml:space="preserve">ADOPTED 2026-08-12</w:t>
+            </w:r>
+          </w:p>
+        </w:tc>
+        <w:tc>
+          <w:tcPr>
+            <w:tcW w:type="dxa" w:w="4000"/>
+            <w:tcBorders>
+              <w:top w:val="single" w:color="BFBFBF" w:sz="1"/>
+              <w:left w:val="single" w:color="BFBFBF" w:sz="1"/>
+              <w:bottom w:val="single" w:color="BFBFBF" w:sz="1"/>
+              <w:right w:val="single" w:color="BFBFBF" w:sz="1"/>
+            </w:tcBorders>
+            <w:tcMar>
+              <w:top w:type="dxa" w:w="60"/>
+              <w:left w:type="dxa" w:w="100"/>
+              <w:bottom w:type="dxa" w:w="60"/>
+              <w:right w:type="dxa" w:w="100"/>
+            </w:tcMar>
+          </w:tcPr>
+          <w:p>
+            <w:pPr>
+              <w:jc w:val="left"/>
+            </w:pPr>
+            <w:r>
+              <w:rPr>
+                <w:b w:val="false"/>
+                <w:bCs w:val="false"/>
+                <w:sz w:val="18"/>
+                <w:szCs w:val="18"/>
+              </w:rPr>
+              <w:t xml:space="preserve">Deepest and best-discovered auction of the day; no spread crossed; and it is the price the record is computed on, so published figures and fills are the same number</w:t>
+            </w:r>
+          </w:p>
+        </w:tc>
+      </w:tr>
+      <w:tr>
+        <w:tc>
+          <w:tcPr>
+            <w:tcW w:type="dxa" w:w="3026"/>
+            <w:tcBorders>
+              <w:top w:val="single" w:color="BFBFBF" w:sz="1"/>
+              <w:left w:val="single" w:color="BFBFBF" w:sz="1"/>
+              <w:bottom w:val="single" w:color="BFBFBF" w:sz="1"/>
+              <w:right w:val="single" w:color="BFBFBF" w:sz="1"/>
+            </w:tcBorders>
+            <w:tcMar>
+              <w:top w:type="dxa" w:w="60"/>
+              <w:left w:type="dxa" w:w="100"/>
+              <w:bottom w:type="dxa" w:w="60"/>
+              <w:right w:type="dxa" w:w="100"/>
+            </w:tcMar>
+          </w:tcPr>
+          <w:p>
+            <w:pPr>
+              <w:jc w:val="left"/>
+            </w:pPr>
+            <w:r>
+              <w:rPr>
+                <w:b w:val="false"/>
+                <w:bCs w:val="false"/>
+                <w:sz w:val="18"/>
+                <w:szCs w:val="18"/>
+              </w:rPr>
               <w:t xml:space="preserve">Fill at the Friday open</w:t>
             </w:r>
           </w:p>
@@ -6119,7 +6267,7 @@
                 <w:sz w:val="18"/>
                 <w:szCs w:val="18"/>
               </w:rPr>
-              <w:t xml:space="preserve">ADOPTED 2026-08-12</w:t>
+              <w:t xml:space="preserve">ADOPTED then REVERSED, same day</w:t>
             </w:r>
           </w:p>
         </w:tc>
@@ -6150,7 +6298,7 @@
                 <w:sz w:val="18"/>
                 <w:szCs w:val="18"/>
               </w:rPr>
-              <w:t xml:space="preserve">+0.0299 Sharpe with the interval straddling zero, -0.0065 at doubled cost; moves the fill from 04:00 SGT Saturday to 21:30 SGT Friday</w:t>
+              <w:t xml:space="preserve">+0.0299 Sharpe with the interval straddling zero; break-even at ~1.82x the assumed cost, which a thinner opening auction can plausibly exceed. The 04:00 SGT objection it solved is answered by a market-on-close order instead</w:t>
             </w:r>
           </w:p>
         </w:tc>
